--- a/10moSemestre/Redaccion/Extras/LINKS.docx
+++ b/10moSemestre/Redaccion/Extras/LINKS.docx
@@ -10,21 +10,16 @@
         <w:rPr>
           <w:b/>
           <w:bCs/>
+          <w:lang w:val="en-US"/>
         </w:rPr>
       </w:pPr>
       <w:r>
         <w:rPr>
           <w:b/>
           <w:bCs/>
-        </w:rPr>
-        <w:t>GOOGLE SCHOLAR</w:t>
-      </w:r>
-      <w:r>
-        <w:rPr>
-          <w:b/>
-          <w:bCs/>
-        </w:rPr>
-        <w:t xml:space="preserve"> </w:t>
+          <w:lang w:val="en-US"/>
+        </w:rPr>
+        <w:t xml:space="preserve">GOOGLE SCHOLAR </w:t>
       </w:r>
     </w:p>
     <w:p>
@@ -172,6 +167,7 @@
           <w:rFonts w:ascii="Times New Roman" w:hAnsi="Times New Roman"/>
           <w:b/>
           <w:bCs/>
+          <w:lang w:val="en-US"/>
         </w:rPr>
       </w:pPr>
       <w:r>
@@ -179,6 +175,7 @@
           <w:rFonts w:ascii="Times New Roman" w:hAnsi="Times New Roman"/>
           <w:b/>
           <w:bCs/>
+          <w:lang w:val="en-US"/>
         </w:rPr>
         <w:t>CONICET</w:t>
       </w:r>
@@ -205,23 +202,7 @@
             <w:rFonts w:ascii="Times New Roman" w:hAnsi="Times New Roman"/>
             <w:lang w:val="en-US"/>
           </w:rPr>
-          <w:t>https://www.conicet.gov.ar/ta</w:t>
-        </w:r>
-        <w:r>
-          <w:rPr>
-            <w:rStyle w:val="Hipervnculo"/>
-            <w:rFonts w:ascii="Times New Roman" w:hAnsi="Times New Roman"/>
-            <w:lang w:val="en-US"/>
-          </w:rPr>
-          <w:t>g</w:t>
-        </w:r>
-        <w:r>
-          <w:rPr>
-            <w:rStyle w:val="Hipervnculo"/>
-            <w:rFonts w:ascii="Times New Roman" w:hAnsi="Times New Roman"/>
-            <w:lang w:val="en-US"/>
-          </w:rPr>
-          <w:t>/litio/</w:t>
+          <w:t>https://www.conicet.gov.ar/tag/litio/</w:t>
         </w:r>
       </w:hyperlink>
     </w:p>
@@ -257,14 +238,7 @@
             <w:rStyle w:val="Hipervnculo"/>
             <w:rFonts w:ascii="Times New Roman" w:hAnsi="Times New Roman"/>
           </w:rPr>
-          <w:t>LIN</w:t>
-        </w:r>
-        <w:r>
-          <w:rPr>
-            <w:rStyle w:val="Hipervnculo"/>
-            <w:rFonts w:ascii="Times New Roman" w:hAnsi="Times New Roman"/>
-          </w:rPr>
-          <w:t>K</w:t>
+          <w:t>LINK</w:t>
         </w:r>
       </w:hyperlink>
       <w:r>
@@ -363,14 +337,7 @@
             <w:rStyle w:val="Hipervnculo"/>
             <w:rFonts w:ascii="Times New Roman" w:hAnsi="Times New Roman"/>
           </w:rPr>
-          <w:t>LIN</w:t>
-        </w:r>
-        <w:r>
-          <w:rPr>
-            <w:rStyle w:val="Hipervnculo"/>
-            <w:rFonts w:ascii="Times New Roman" w:hAnsi="Times New Roman"/>
-          </w:rPr>
-          <w:t>K</w:t>
+          <w:t>LINK</w:t>
         </w:r>
       </w:hyperlink>
       <w:r>
@@ -480,13 +447,11 @@
         <w:spacing w:after="0"/>
         <w:rPr>
           <w:rFonts w:ascii="Times New Roman" w:hAnsi="Times New Roman"/>
-          <w:lang w:val="en-US"/>
-        </w:rPr>
-      </w:pPr>
-      <w:r>
-        <w:rPr>
-          <w:rFonts w:ascii="Times New Roman" w:hAnsi="Times New Roman"/>
-          <w:lang w:val="en-US"/>
+        </w:rPr>
+      </w:pPr>
+      <w:r>
+        <w:rPr>
+          <w:rFonts w:ascii="Times New Roman" w:hAnsi="Times New Roman"/>
         </w:rPr>
         <w:t xml:space="preserve">URL: </w:t>
       </w:r>
@@ -495,41 +460,8 @@
           <w:rPr>
             <w:rStyle w:val="Hipervnculo"/>
             <w:rFonts w:ascii="Times New Roman" w:hAnsi="Times New Roman"/>
-            <w:lang w:val="en-US"/>
           </w:rPr>
-          <w:t>https://revistas</w:t>
-        </w:r>
-        <w:r>
-          <w:rPr>
-            <w:rStyle w:val="Hipervnculo"/>
-            <w:rFonts w:ascii="Times New Roman" w:hAnsi="Times New Roman"/>
-            <w:lang w:val="en-US"/>
-          </w:rPr>
-          <w:t>.</w:t>
-        </w:r>
-        <w:r>
-          <w:rPr>
-            <w:rStyle w:val="Hipervnculo"/>
-            <w:rFonts w:ascii="Times New Roman" w:hAnsi="Times New Roman"/>
-            <w:lang w:val="en-US"/>
-          </w:rPr>
-          <w:t>unl</w:t>
-        </w:r>
-        <w:r>
-          <w:rPr>
-            <w:rStyle w:val="Hipervnculo"/>
-            <w:rFonts w:ascii="Times New Roman" w:hAnsi="Times New Roman"/>
-            <w:lang w:val="en-US"/>
-          </w:rPr>
-          <w:t>p</w:t>
-        </w:r>
-        <w:r>
-          <w:rPr>
-            <w:rStyle w:val="Hipervnculo"/>
-            <w:rFonts w:ascii="Times New Roman" w:hAnsi="Times New Roman"/>
-            <w:lang w:val="en-US"/>
-          </w:rPr>
-          <w:t>.edu.ar/</w:t>
+          <w:t>https://revistas.unlp.edu.ar/</w:t>
         </w:r>
       </w:hyperlink>
     </w:p>
@@ -566,42 +498,15 @@
         </w:rPr>
         <w:t xml:space="preserve"> [</w:t>
       </w:r>
-      <w:r>
-        <w:rPr>
-          <w:rFonts w:ascii="Times New Roman" w:hAnsi="Times New Roman"/>
-        </w:rPr>
-        <w:fldChar w:fldCharType="begin"/>
-      </w:r>
-      <w:r>
-        <w:rPr>
-          <w:rFonts w:ascii="Times New Roman" w:hAnsi="Times New Roman"/>
-        </w:rPr>
-        <w:instrText>HYPERLINK "https://revistas.unlp.edu.ar/CTyP/issue/view/926/432"</w:instrText>
-      </w:r>
-      <w:r>
-        <w:rPr>
-          <w:rFonts w:ascii="Times New Roman" w:hAnsi="Times New Roman"/>
-        </w:rPr>
-      </w:r>
-      <w:r>
-        <w:rPr>
-          <w:rFonts w:ascii="Times New Roman" w:hAnsi="Times New Roman"/>
-        </w:rPr>
-        <w:fldChar w:fldCharType="separate"/>
-      </w:r>
-      <w:r>
-        <w:rPr>
-          <w:rStyle w:val="Hipervnculo"/>
-          <w:rFonts w:ascii="Times New Roman" w:hAnsi="Times New Roman"/>
-        </w:rPr>
-        <w:t>LINK</w:t>
-      </w:r>
-      <w:r>
-        <w:rPr>
-          <w:rFonts w:ascii="Times New Roman" w:hAnsi="Times New Roman"/>
-        </w:rPr>
-        <w:fldChar w:fldCharType="end"/>
-      </w:r>
+      <w:hyperlink r:id="rId13" w:history="1">
+        <w:r>
+          <w:rPr>
+            <w:rStyle w:val="Hipervnculo"/>
+            <w:rFonts w:ascii="Times New Roman" w:hAnsi="Times New Roman"/>
+          </w:rPr>
+          <w:t>LINK</w:t>
+        </w:r>
+      </w:hyperlink>
       <w:r>
         <w:rPr>
           <w:rFonts w:ascii="Times New Roman" w:hAnsi="Times New Roman"/>
@@ -647,7 +552,7 @@
         </w:rPr>
         <w:t xml:space="preserve">URL: </w:t>
       </w:r>
-      <w:hyperlink r:id="rId13" w:history="1">
+      <w:hyperlink r:id="rId14" w:history="1">
         <w:r>
           <w:rPr>
             <w:rStyle w:val="Hipervnculo"/>
@@ -672,7 +577,7 @@
         </w:rPr>
         <w:t xml:space="preserve">URL SEGEMAR: </w:t>
       </w:r>
-      <w:hyperlink r:id="rId14" w:history="1">
+      <w:hyperlink r:id="rId15" w:history="1">
         <w:r>
           <w:rPr>
             <w:rStyle w:val="Hipervnculo"/>
@@ -707,20 +612,13 @@
         </w:rPr>
         <w:t xml:space="preserve"> [</w:t>
       </w:r>
-      <w:hyperlink r:id="rId15" w:history="1">
+      <w:hyperlink r:id="rId16" w:history="1">
         <w:r>
           <w:rPr>
             <w:rStyle w:val="Hipervnculo"/>
             <w:rFonts w:ascii="Times New Roman" w:hAnsi="Times New Roman"/>
           </w:rPr>
-          <w:t>LIN</w:t>
-        </w:r>
-        <w:r>
-          <w:rPr>
-            <w:rStyle w:val="Hipervnculo"/>
-            <w:rFonts w:ascii="Times New Roman" w:hAnsi="Times New Roman"/>
-          </w:rPr>
-          <w:t>K</w:t>
+          <w:t>LINK</w:t>
         </w:r>
       </w:hyperlink>
       <w:r>
@@ -755,52 +653,173 @@
         </w:rPr>
         <w:t xml:space="preserve"> [</w:t>
       </w:r>
-      <w:hyperlink r:id="rId16" w:history="1">
+      <w:hyperlink r:id="rId17" w:history="1">
         <w:r>
           <w:rPr>
             <w:rStyle w:val="Hipervnculo"/>
             <w:rFonts w:ascii="Times New Roman" w:hAnsi="Times New Roman"/>
           </w:rPr>
-          <w:t>LI</w:t>
+          <w:t>LINK</w:t>
         </w:r>
+      </w:hyperlink>
+      <w:r>
+        <w:rPr>
+          <w:rFonts w:ascii="Times New Roman" w:hAnsi="Times New Roman"/>
+        </w:rPr>
+        <w:t>]</w:t>
+      </w:r>
+    </w:p>
+    <w:p>
+      <w:pPr>
+        <w:ind w:left="567"/>
+        <w:rPr>
+          <w:rFonts w:ascii="Times New Roman" w:hAnsi="Times New Roman"/>
+        </w:rPr>
+      </w:pPr>
+    </w:p>
+    <w:p>
+      <w:r>
+        <w:br w:type="page"/>
+      </w:r>
+    </w:p>
+    <w:p>
+      <w:r>
+        <w:lastRenderedPageBreak/>
+        <w:t>EMPRESAS:</w:t>
+      </w:r>
+    </w:p>
+    <w:p/>
+    <w:p>
+      <w:proofErr w:type="spellStart"/>
+      <w:r>
+        <w:t>Eramet</w:t>
+      </w:r>
+      <w:proofErr w:type="spellEnd"/>
+      <w:r>
+        <w:t xml:space="preserve"> (DLE con absorb</w:t>
+      </w:r>
+      <w:r>
+        <w:t>entes)</w:t>
+      </w:r>
+    </w:p>
+    <w:p>
+      <w:pPr>
+        <w:rPr>
+          <w:lang w:val="en-US"/>
+        </w:rPr>
+      </w:pPr>
+      <w:r>
+        <w:rPr>
+          <w:lang w:val="en-US"/>
+        </w:rPr>
+        <w:t xml:space="preserve">URL: </w:t>
+      </w:r>
+      <w:hyperlink r:id="rId18" w:history="1">
         <w:r>
           <w:rPr>
             <w:rStyle w:val="Hipervnculo"/>
-            <w:rFonts w:ascii="Times New Roman" w:hAnsi="Times New Roman"/>
+            <w:lang w:val="en-US"/>
           </w:rPr>
-          <w:t>N</w:t>
+          <w:t>https://www.eramet.com/es/actividades/litio/</w:t>
         </w:r>
+      </w:hyperlink>
+      <w:r>
+        <w:rPr>
+          <w:lang w:val="en-US"/>
+        </w:rPr>
+        <w:t>}</w:t>
+      </w:r>
+    </w:p>
+    <w:p>
+      <w:pPr>
+        <w:rPr>
+          <w:lang w:val="en-US"/>
+        </w:rPr>
+      </w:pPr>
+    </w:p>
+    <w:p>
+      <w:pPr>
+        <w:rPr>
+          <w:lang w:val="en-US"/>
+        </w:rPr>
+      </w:pPr>
+      <w:r>
+        <w:rPr>
+          <w:lang w:val="en-US"/>
+        </w:rPr>
+        <w:t xml:space="preserve">Lilac Solutions (DLE </w:t>
+      </w:r>
+      <w:proofErr w:type="spellStart"/>
+      <w:r>
+        <w:rPr>
+          <w:lang w:val="en-US"/>
+        </w:rPr>
+        <w:t>extraccion</w:t>
+      </w:r>
+      <w:proofErr w:type="spellEnd"/>
+      <w:r>
+        <w:rPr>
+          <w:lang w:val="en-US"/>
+        </w:rPr>
+        <w:t xml:space="preserve"> </w:t>
+      </w:r>
+      <w:proofErr w:type="spellStart"/>
+      <w:r>
+        <w:rPr>
+          <w:lang w:val="en-US"/>
+        </w:rPr>
+        <w:t>por</w:t>
+      </w:r>
+      <w:proofErr w:type="spellEnd"/>
+      <w:r>
+        <w:rPr>
+          <w:lang w:val="en-US"/>
+        </w:rPr>
+        <w:t xml:space="preserve"> </w:t>
+      </w:r>
+      <w:proofErr w:type="spellStart"/>
+      <w:r>
+        <w:rPr>
+          <w:lang w:val="en-US"/>
+        </w:rPr>
+        <w:t>solventes</w:t>
+      </w:r>
+      <w:proofErr w:type="spellEnd"/>
+      <w:r>
+        <w:rPr>
+          <w:lang w:val="en-US"/>
+        </w:rPr>
+        <w:t>)</w:t>
+      </w:r>
+    </w:p>
+    <w:p>
+      <w:r>
+        <w:t>Bue</w:t>
+      </w:r>
+      <w:r>
+        <w:t>nos gráficos y datos de consumo de agua</w:t>
+      </w:r>
+    </w:p>
+    <w:p>
+      <w:r>
+        <w:t xml:space="preserve">URL: </w:t>
+      </w:r>
+      <w:hyperlink r:id="rId19" w:history="1">
         <w:r>
           <w:rPr>
             <w:rStyle w:val="Hipervnculo"/>
-            <w:rFonts w:ascii="Times New Roman" w:hAnsi="Times New Roman"/>
           </w:rPr>
-          <w:t>K</w:t>
+          <w:t>https://lilacsolutions.com/</w:t>
         </w:r>
       </w:hyperlink>
-      <w:r>
-        <w:rPr>
-          <w:rFonts w:ascii="Times New Roman" w:hAnsi="Times New Roman"/>
-        </w:rPr>
-        <w:t>]</w:t>
-      </w:r>
-    </w:p>
-    <w:p>
-      <w:pPr>
-        <w:ind w:left="567"/>
-        <w:rPr>
-          <w:rFonts w:ascii="Times New Roman" w:hAnsi="Times New Roman"/>
-        </w:rPr>
-      </w:pPr>
-    </w:p>
-    <w:p/>
+    </w:p>
     <w:p>
       <w:r>
         <w:br w:type="page"/>
       </w:r>
     </w:p>
     <w:p>
-      <w:hyperlink r:id="rId17" w:history="1">
+      <w:hyperlink r:id="rId20" w:history="1">
         <w:r>
           <w:rPr>
             <w:rStyle w:val="Hipervnculo"/>
@@ -814,7 +833,7 @@
       <w:r>
         <w:br/>
       </w:r>
-      <w:hyperlink r:id="rId18" w:history="1">
+      <w:hyperlink r:id="rId21" w:history="1">
         <w:r>
           <w:rPr>
             <w:rStyle w:val="Hipervnculo"/>
@@ -828,63 +847,39 @@
       <w:r>
         <w:br/>
       </w:r>
-      <w:hyperlink r:id="rId19" w:history="1">
+      <w:hyperlink r:id="rId22" w:history="1">
         <w:r>
           <w:rPr>
             <w:rStyle w:val="Hipervnculo"/>
           </w:rPr>
-          <w:t>https://www.argentina.gob.ar/sites/default/files/informe_sectorial_</w:t>
+          <w:t>https://www.argentina.gob.ar/sites/default/files/informe_sectorial_litio_2024-2.pdf</w:t>
         </w:r>
+      </w:hyperlink>
+      <w:r>
+        <w:rPr>
+          <w:u w:val="single"/>
+        </w:rPr>
+        <w:br/>
+      </w:r>
+      <w:r>
+        <w:rPr>
+          <w:u w:val="single"/>
+        </w:rPr>
+        <w:br/>
+      </w:r>
+      <w:hyperlink r:id="rId23" w:history="1">
         <w:r>
           <w:rPr>
             <w:rStyle w:val="Hipervnculo"/>
           </w:rPr>
-          <w:t>l</w:t>
-        </w:r>
-        <w:r>
-          <w:rPr>
-            <w:rStyle w:val="Hipervnculo"/>
-          </w:rPr>
-          <w:t>itio_2024-2.pdf</w:t>
+          <w:t>https://ridaa.unq.edu.ar/bitstream/handle/20.500.11807/3508/RCS_v10_n36_dossier_3_Vera%20Mignaqui.pdf?sequence=1&amp;isAllowed=y</w:t>
         </w:r>
       </w:hyperlink>
-      <w:r>
-        <w:rPr>
-          <w:u w:val="single"/>
-        </w:rPr>
-        <w:br/>
-      </w:r>
-      <w:r>
-        <w:rPr>
-          <w:u w:val="single"/>
-        </w:rPr>
-        <w:br/>
-      </w:r>
-      <w:hyperlink r:id="rId20" w:history="1">
-        <w:r>
-          <w:rPr>
-            <w:rStyle w:val="Hipervnculo"/>
-          </w:rPr>
-          <w:t>https://ridaa.unq.</w:t>
-        </w:r>
-        <w:r>
-          <w:rPr>
-            <w:rStyle w:val="Hipervnculo"/>
-          </w:rPr>
-          <w:t>e</w:t>
-        </w:r>
-        <w:r>
-          <w:rPr>
-            <w:rStyle w:val="Hipervnculo"/>
-          </w:rPr>
-          <w:t>du.ar/bitstream/handle/20.500.11807/3508/RCS_v10_n36_dossier_3_Vera%20Mignaqui.pdf?sequence=1&amp;isAllowed=y</w:t>
-        </w:r>
-      </w:hyperlink>
     </w:p>
     <w:p/>
     <w:p/>
     <w:p>
-      <w:hyperlink r:id="rId21" w:history="1">
+      <w:hyperlink r:id="rId24" w:history="1">
         <w:r>
           <w:rPr>
             <w:rStyle w:val="Hipervnculo"/>
@@ -895,7 +890,7 @@
     </w:p>
     <w:p/>
     <w:p>
-      <w:hyperlink r:id="rId22" w:history="1">
+      <w:hyperlink r:id="rId25" w:history="1">
         <w:r>
           <w:rPr>
             <w:rStyle w:val="Hipervnculo"/>
@@ -911,7 +906,7 @@
       </w:r>
     </w:p>
     <w:p>
-      <w:hyperlink r:id="rId23" w:history="1">
+      <w:hyperlink r:id="rId26" w:history="1">
         <w:r>
           <w:rPr>
             <w:rStyle w:val="Hipervnculo"/>

--- a/10moSemestre/Redaccion/Extras/LINKS.docx
+++ b/10moSemestre/Redaccion/Extras/LINKS.docx
@@ -365,35 +365,7 @@
         <w:rPr>
           <w:rFonts w:ascii="Times New Roman" w:hAnsi="Times New Roman"/>
         </w:rPr>
-        <w:t xml:space="preserve">Litio en Argentina : de insumo crítico a </w:t>
-      </w:r>
-      <w:proofErr w:type="spellStart"/>
-      <w:r>
-        <w:rPr>
-          <w:rFonts w:ascii="Times New Roman" w:hAnsi="Times New Roman"/>
-        </w:rPr>
-        <w:t>commodity</w:t>
-      </w:r>
-      <w:proofErr w:type="spellEnd"/>
-      <w:r>
-        <w:rPr>
-          <w:rFonts w:ascii="Times New Roman" w:hAnsi="Times New Roman"/>
-        </w:rPr>
-        <w:t xml:space="preserve"> minero : trayectoria socio-técnica de los yacimientos </w:t>
-      </w:r>
-      <w:proofErr w:type="spellStart"/>
-      <w:r>
-        <w:rPr>
-          <w:rFonts w:ascii="Times New Roman" w:hAnsi="Times New Roman"/>
-        </w:rPr>
-        <w:t>litíferos</w:t>
-      </w:r>
-      <w:proofErr w:type="spellEnd"/>
-      <w:r>
-        <w:rPr>
-          <w:rFonts w:ascii="Times New Roman" w:hAnsi="Times New Roman"/>
-        </w:rPr>
-        <w:t xml:space="preserve"> de la Puna</w:t>
+        <w:t>Litio en Argentina : de insumo crítico a commodity minero : trayectoria socio-técnica de los yacimientos litíferos de la Puna</w:t>
       </w:r>
       <w:r>
         <w:rPr>
@@ -690,11 +662,9 @@
     </w:p>
     <w:p/>
     <w:p>
-      <w:proofErr w:type="spellStart"/>
       <w:r>
         <w:t>Eramet</w:t>
       </w:r>
-      <w:proofErr w:type="spellEnd"/>
       <w:r>
         <w:t xml:space="preserve"> (DLE con absorb</w:t>
       </w:r>
@@ -720,7 +690,21 @@
             <w:rStyle w:val="Hipervnculo"/>
             <w:lang w:val="en-US"/>
           </w:rPr>
-          <w:t>https://www.eramet.com/es/actividades/litio/</w:t>
+          <w:t>https://www.eramet.com/es/</w:t>
+        </w:r>
+        <w:r>
+          <w:rPr>
+            <w:rStyle w:val="Hipervnculo"/>
+            <w:lang w:val="en-US"/>
+          </w:rPr>
+          <w:t>a</w:t>
+        </w:r>
+        <w:r>
+          <w:rPr>
+            <w:rStyle w:val="Hipervnculo"/>
+            <w:lang w:val="en-US"/>
+          </w:rPr>
+          <w:t>ctividades/litio/</w:t>
         </w:r>
       </w:hyperlink>
       <w:r>
@@ -738,58 +722,8 @@
       </w:pPr>
     </w:p>
     <w:p>
-      <w:pPr>
-        <w:rPr>
-          <w:lang w:val="en-US"/>
-        </w:rPr>
-      </w:pPr>
-      <w:r>
-        <w:rPr>
-          <w:lang w:val="en-US"/>
-        </w:rPr>
-        <w:t xml:space="preserve">Lilac Solutions (DLE </w:t>
-      </w:r>
-      <w:proofErr w:type="spellStart"/>
-      <w:r>
-        <w:rPr>
-          <w:lang w:val="en-US"/>
-        </w:rPr>
-        <w:t>extraccion</w:t>
-      </w:r>
-      <w:proofErr w:type="spellEnd"/>
-      <w:r>
-        <w:rPr>
-          <w:lang w:val="en-US"/>
-        </w:rPr>
-        <w:t xml:space="preserve"> </w:t>
-      </w:r>
-      <w:proofErr w:type="spellStart"/>
-      <w:r>
-        <w:rPr>
-          <w:lang w:val="en-US"/>
-        </w:rPr>
-        <w:t>por</w:t>
-      </w:r>
-      <w:proofErr w:type="spellEnd"/>
-      <w:r>
-        <w:rPr>
-          <w:lang w:val="en-US"/>
-        </w:rPr>
-        <w:t xml:space="preserve"> </w:t>
-      </w:r>
-      <w:proofErr w:type="spellStart"/>
-      <w:r>
-        <w:rPr>
-          <w:lang w:val="en-US"/>
-        </w:rPr>
-        <w:t>solventes</w:t>
-      </w:r>
-      <w:proofErr w:type="spellEnd"/>
-      <w:r>
-        <w:rPr>
-          <w:lang w:val="en-US"/>
-        </w:rPr>
-        <w:t>)</w:t>
+      <w:r>
+        <w:t>Lilac Solutions (DLE extraccion por solventes)</w:t>
       </w:r>
     </w:p>
     <w:p>
@@ -801,56 +735,114 @@
       </w:r>
     </w:p>
     <w:p>
-      <w:r>
+      <w:pPr>
+        <w:rPr>
+          <w:lang w:val="en-US"/>
+        </w:rPr>
+      </w:pPr>
+      <w:r>
+        <w:rPr>
+          <w:lang w:val="en-US"/>
+        </w:rPr>
         <w:t xml:space="preserve">URL: </w:t>
       </w:r>
       <w:hyperlink r:id="rId19" w:history="1">
         <w:r>
           <w:rPr>
             <w:rStyle w:val="Hipervnculo"/>
-          </w:rPr>
-          <w:t>https://lilacsolutions.com/</w:t>
+            <w:lang w:val="en-US"/>
+          </w:rPr>
+          <w:t>https://lilacs</w:t>
+        </w:r>
+        <w:r>
+          <w:rPr>
+            <w:rStyle w:val="Hipervnculo"/>
+            <w:lang w:val="en-US"/>
+          </w:rPr>
+          <w:t>o</w:t>
+        </w:r>
+        <w:r>
+          <w:rPr>
+            <w:rStyle w:val="Hipervnculo"/>
+            <w:lang w:val="en-US"/>
+          </w:rPr>
+          <w:t>lutions.com/</w:t>
         </w:r>
       </w:hyperlink>
     </w:p>
     <w:p>
-      <w:r>
+      <w:pPr>
+        <w:rPr>
+          <w:lang w:val="en-US"/>
+        </w:rPr>
+      </w:pPr>
+      <w:r>
+        <w:rPr>
+          <w:lang w:val="en-US"/>
+        </w:rPr>
         <w:br w:type="page"/>
       </w:r>
     </w:p>
     <w:p>
+      <w:pPr>
+        <w:rPr>
+          <w:lang w:val="en-US"/>
+        </w:rPr>
+      </w:pPr>
+    </w:p>
+    <w:p>
+      <w:pPr>
+        <w:rPr>
+          <w:lang w:val="en-US"/>
+        </w:rPr>
+      </w:pPr>
       <w:hyperlink r:id="rId20" w:history="1">
         <w:r>
           <w:rPr>
             <w:rStyle w:val="Hipervnculo"/>
+            <w:lang w:val="en-US"/>
           </w:rPr>
           <w:t>https://www.researchgate.net/profile/Agustin-Barberon/publication/366284670_Litio_ciencia_y_tecnologia_en_Latinoamerica_hacia_un_regionalismo_estrategico_Revista_del_Observatorio_Digital_Latinoamericano_Ezequiel_Zamora_ISNN_2610-8194/links/639a6f51e42faa7e75c34443/Litio-ciencia-y-tecnologia-en-Latinoamerica-hacia-un-regionalismo-estrategico-Revista-del-Observatorio-Digital-Latinoamericano-Ezequiel-Zamora-ISNN-2610-8194.pdf</w:t>
         </w:r>
       </w:hyperlink>
       <w:r>
+        <w:rPr>
+          <w:lang w:val="en-US"/>
+        </w:rPr>
         <w:br/>
       </w:r>
       <w:r>
+        <w:rPr>
+          <w:lang w:val="en-US"/>
+        </w:rPr>
         <w:br/>
       </w:r>
       <w:hyperlink r:id="rId21" w:history="1">
         <w:r>
           <w:rPr>
             <w:rStyle w:val="Hipervnculo"/>
+            <w:lang w:val="en-US"/>
           </w:rPr>
           <w:t>https://core.ac.uk/download/pdf/79476868.pdf#page=168</w:t>
         </w:r>
       </w:hyperlink>
       <w:r>
+        <w:rPr>
+          <w:lang w:val="en-US"/>
+        </w:rPr>
         <w:br/>
       </w:r>
       <w:r>
+        <w:rPr>
+          <w:lang w:val="en-US"/>
+        </w:rPr>
         <w:br/>
       </w:r>
       <w:hyperlink r:id="rId22" w:history="1">
         <w:r>
           <w:rPr>
             <w:rStyle w:val="Hipervnculo"/>
+            <w:lang w:val="en-US"/>
           </w:rPr>
           <w:t>https://www.argentina.gob.ar/sites/default/files/informe_sectorial_litio_2024-2.pdf</w:t>
         </w:r>
@@ -858,12 +850,14 @@
       <w:r>
         <w:rPr>
           <w:u w:val="single"/>
+          <w:lang w:val="en-US"/>
         </w:rPr>
         <w:br/>
       </w:r>
       <w:r>
         <w:rPr>
           <w:u w:val="single"/>
+          <w:lang w:val="en-US"/>
         </w:rPr>
         <w:br/>
       </w:r>
@@ -871,50 +865,262 @@
         <w:r>
           <w:rPr>
             <w:rStyle w:val="Hipervnculo"/>
+            <w:lang w:val="en-US"/>
           </w:rPr>
           <w:t>https://ridaa.unq.edu.ar/bitstream/handle/20.500.11807/3508/RCS_v10_n36_dossier_3_Vera%20Mignaqui.pdf?sequence=1&amp;isAllowed=y</w:t>
         </w:r>
       </w:hyperlink>
+    </w:p>
+    <w:p>
+      <w:pPr>
+        <w:rPr>
+          <w:lang w:val="en-US"/>
+        </w:rPr>
+      </w:pPr>
+    </w:p>
+    <w:p>
+      <w:pPr>
+        <w:rPr>
+          <w:lang w:val="en-US"/>
+        </w:rPr>
+      </w:pPr>
+    </w:p>
+    <w:p>
+      <w:pPr>
+        <w:rPr>
+          <w:lang w:val="en-US"/>
+        </w:rPr>
+      </w:pPr>
+      <w:hyperlink r:id="rId24" w:history="1">
+        <w:r>
+          <w:rPr>
+            <w:rStyle w:val="Hipervnculo"/>
+            <w:lang w:val="en-US"/>
+          </w:rPr>
+          <w:t>https://ve.scielo.org/scielo.php?script=sci_arttext&amp;pid=S2739-00632026000102089</w:t>
+        </w:r>
+      </w:hyperlink>
+    </w:p>
+    <w:p>
+      <w:pPr>
+        <w:rPr>
+          <w:lang w:val="en-US"/>
+        </w:rPr>
+      </w:pPr>
+    </w:p>
+    <w:p>
+      <w:pPr>
+        <w:rPr>
+          <w:lang w:val="en-US"/>
+        </w:rPr>
+      </w:pPr>
+      <w:hyperlink r:id="rId25" w:history="1">
+        <w:r>
+          <w:rPr>
+            <w:rStyle w:val="Hipervnculo"/>
+            <w:lang w:val="en-US"/>
+          </w:rPr>
+          <w:t>https://revistas.unlp.edu.ar/CTyP/issue/view/926/432</w:t>
+        </w:r>
+      </w:hyperlink>
+    </w:p>
+    <w:p>
+      <w:pPr>
+        <w:rPr>
+          <w:lang w:val="en-US"/>
+        </w:rPr>
+      </w:pPr>
+    </w:p>
+    <w:p>
+      <w:r>
+        <w:t>(hay que pedir acceso)</w:t>
+      </w:r>
+    </w:p>
+    <w:p>
+      <w:hyperlink r:id="rId26" w:history="1">
+        <w:r>
+          <w:rPr>
+            <w:rStyle w:val="Hipervnculo"/>
+          </w:rPr>
+          <w:t>https://ri.conicet.gov.ar/handle/11336/147758#:~:text=La%20extracci%C3%B3n%20de%20litio%20en,precipitaci%C3%B3n%20de%20carbonato%20de%20litio.</w:t>
+        </w:r>
+      </w:hyperlink>
+    </w:p>
+    <w:p/>
+    <w:p>
+      <w:hyperlink r:id="rId27" w:history="1">
+        <w:r>
+          <w:rPr>
+            <w:rStyle w:val="Hipervnculo"/>
+          </w:rPr>
+          <w:t>https://www.argentina.gob.ar/sites/default/files/informe_litio_-_oct</w:t>
+        </w:r>
+        <w:r>
+          <w:rPr>
+            <w:rStyle w:val="Hipervnculo"/>
+          </w:rPr>
+          <w:t>u</w:t>
+        </w:r>
+        <w:r>
+          <w:rPr>
+            <w:rStyle w:val="Hipervnculo"/>
+          </w:rPr>
+          <w:t>bre_2021.pdf</w:t>
+        </w:r>
+      </w:hyperlink>
+    </w:p>
+    <w:p>
+      <w:r>
+        <w:br w:type="page"/>
+      </w:r>
+    </w:p>
+    <w:p/>
+    <w:p>
+      <w:r>
+        <w:t>LINKS INFORME TECNICO</w:t>
+      </w:r>
+    </w:p>
+    <w:p>
+      <w:r>
+        <w:t>CREEBBA</w:t>
+      </w:r>
+      <w:r>
+        <w:t>, 2023</w:t>
+      </w:r>
+    </w:p>
+    <w:p>
+      <w:hyperlink r:id="rId28" w:history="1">
+        <w:r>
+          <w:rPr>
+            <w:rStyle w:val="Hipervnculo"/>
+          </w:rPr>
+          <w:t>https://www.creebba.org.ar/iae/iae179/3_litio_IA</w:t>
+        </w:r>
+        <w:r>
+          <w:rPr>
+            <w:rStyle w:val="Hipervnculo"/>
+          </w:rPr>
+          <w:t>E</w:t>
+        </w:r>
+        <w:r>
+          <w:rPr>
+            <w:rStyle w:val="Hipervnculo"/>
+          </w:rPr>
+          <w:t>_179.pdf</w:t>
+        </w:r>
+      </w:hyperlink>
+    </w:p>
+    <w:p>
+      <w:r>
+        <w:t>Argentina conforma, junto con Chile y Bolivia, el denominado “triángulo del litio”</w:t>
+      </w:r>
+    </w:p>
+    <w:p/>
+    <w:p>
+      <w:pPr>
+        <w:rPr>
+          <w:lang w:val="en-US"/>
+        </w:rPr>
+      </w:pPr>
+      <w:r>
+        <w:rPr>
+          <w:lang w:val="en-US"/>
+        </w:rPr>
+        <w:t>UNLP,</w:t>
+      </w:r>
+      <w:r>
+        <w:rPr>
+          <w:lang w:val="en-US"/>
+        </w:rPr>
+        <w:t xml:space="preserve"> 2019</w:t>
+      </w:r>
+    </w:p>
+    <w:p>
+      <w:pPr>
+        <w:rPr>
+          <w:lang w:val="en-US"/>
+        </w:rPr>
+      </w:pPr>
+      <w:hyperlink r:id="rId29" w:history="1">
+        <w:r>
+          <w:rPr>
+            <w:rStyle w:val="Hipervnculo"/>
+            <w:lang w:val="en-US"/>
+          </w:rPr>
+          <w:t>https://unlp.edu.ar/in</w:t>
+        </w:r>
+        <w:r>
+          <w:rPr>
+            <w:rStyle w:val="Hipervnculo"/>
+            <w:lang w:val="en-US"/>
+          </w:rPr>
+          <w:t>v</w:t>
+        </w:r>
+        <w:r>
+          <w:rPr>
+            <w:rStyle w:val="Hipervnculo"/>
+            <w:lang w:val="en-US"/>
+          </w:rPr>
+          <w:t>estiga/especiales/litio-17104-22104/</w:t>
+        </w:r>
+      </w:hyperlink>
+    </w:p>
+    <w:p>
+      <w:r>
+        <w:t>Tan solo en las provincias de Catamarca, Salta y Jujuy se estima que se encuentra entre el 10 y 12 por ciento de las reservas del mundo</w:t>
+      </w:r>
+    </w:p>
+    <w:p>
+      <w:pPr>
+        <w:rPr>
+          <w:lang w:val="en-US"/>
+        </w:rPr>
+      </w:pPr>
+    </w:p>
+    <w:p>
+      <w:pPr>
+        <w:rPr>
+          <w:lang w:val="en-US"/>
+        </w:rPr>
+      </w:pPr>
+      <w:r>
+        <w:rPr>
+          <w:lang w:val="en-US"/>
+        </w:rPr>
+        <w:t>Secretaría de Mineria, 2025</w:t>
+      </w:r>
+    </w:p>
+    <w:p>
+      <w:pPr>
+        <w:rPr>
+          <w:lang w:val="en-US"/>
+        </w:rPr>
+      </w:pPr>
+      <w:hyperlink r:id="rId30" w:history="1">
+        <w:r>
+          <w:rPr>
+            <w:rStyle w:val="Hipervnculo"/>
+            <w:lang w:val="en-US"/>
+          </w:rPr>
+          <w:t>https://www.argentina.gob.ar/sites/default/files/informe_litio_junio_2025.pdf</w:t>
+        </w:r>
+      </w:hyperlink>
+    </w:p>
+    <w:p>
+      <w:r>
+        <w:t>grafico de demanda de l</w:t>
+      </w:r>
+      <w:r>
+        <w:t>itio</w:t>
+      </w:r>
+      <w:r>
+        <w:t xml:space="preserve"> 2035</w:t>
+      </w:r>
     </w:p>
     <w:p/>
     <w:p/>
-    <w:p>
-      <w:hyperlink r:id="rId24" w:history="1">
-        <w:r>
-          <w:rPr>
-            <w:rStyle w:val="Hipervnculo"/>
-          </w:rPr>
-          <w:t>https://ve.scielo.org/scielo.php?script=sci_arttext&amp;pid=S2739-00632026000102089</w:t>
-        </w:r>
-      </w:hyperlink>
-    </w:p>
     <w:p/>
-    <w:p>
-      <w:hyperlink r:id="rId25" w:history="1">
-        <w:r>
-          <w:rPr>
-            <w:rStyle w:val="Hipervnculo"/>
-          </w:rPr>
-          <w:t>https://revistas.unlp.edu.ar/CTyP/issue/view/926/432</w:t>
-        </w:r>
-      </w:hyperlink>
-    </w:p>
     <w:p/>
-    <w:p>
-      <w:r>
-        <w:t>(hay que pedir acceso)</w:t>
-      </w:r>
-    </w:p>
-    <w:p>
-      <w:hyperlink r:id="rId26" w:history="1">
-        <w:r>
-          <w:rPr>
-            <w:rStyle w:val="Hipervnculo"/>
-          </w:rPr>
-          <w:t>https://ri.conicet.gov.ar/handle/11336/147758#:~:text=La%20extracci%C3%B3n%20de%20litio%20en,precipitaci%C3%B3n%20de%20carbonato%20de%20litio.</w:t>
-        </w:r>
-      </w:hyperlink>
-    </w:p>
     <w:sectPr>
       <w:pgSz w:w="11906" w:h="16838"/>
       <w:pgMar w:top="1417" w:right="1701" w:bottom="1417" w:left="1701" w:header="708" w:footer="708" w:gutter="0"/>

--- a/10moSemestre/Redaccion/Extras/LINKS.docx
+++ b/10moSemestre/Redaccion/Extras/LINKS.docx
@@ -91,6 +91,7 @@
         <w:t xml:space="preserve"> [</w:t>
       </w:r>
       <w:hyperlink r:id="rId5" w:history="1">
+        <w:proofErr w:type="gramStart"/>
         <w:r>
           <w:rPr>
             <w:rStyle w:val="Hipervnculo"/>
@@ -98,6 +99,7 @@
           </w:rPr>
           <w:t>LINK</w:t>
         </w:r>
+        <w:proofErr w:type="gramEnd"/>
       </w:hyperlink>
       <w:r>
         <w:rPr>
@@ -133,6 +135,7 @@
         <w:t xml:space="preserve"> [</w:t>
       </w:r>
       <w:hyperlink r:id="rId6" w:history="1">
+        <w:proofErr w:type="gramStart"/>
         <w:r>
           <w:rPr>
             <w:rStyle w:val="Hipervnculo"/>
@@ -140,6 +143,7 @@
           </w:rPr>
           <w:t>LINK</w:t>
         </w:r>
+        <w:proofErr w:type="gramEnd"/>
       </w:hyperlink>
       <w:r>
         <w:rPr>
@@ -224,7 +228,21 @@
         <w:rPr>
           <w:rFonts w:ascii="Times New Roman" w:hAnsi="Times New Roman"/>
         </w:rPr>
-        <w:t xml:space="preserve">Procesos de Extracción de Litio de sus Depósitos en Salares Argentinos </w:t>
+        <w:t xml:space="preserve">Procesos de Extracción de Litio de sus Depósitos en Salares </w:t>
+      </w:r>
+      <w:proofErr w:type="gramStart"/>
+      <w:r>
+        <w:rPr>
+          <w:rFonts w:ascii="Times New Roman" w:hAnsi="Times New Roman"/>
+        </w:rPr>
+        <w:t>Argentinos</w:t>
+      </w:r>
+      <w:proofErr w:type="gramEnd"/>
+      <w:r>
+        <w:rPr>
+          <w:rFonts w:ascii="Times New Roman" w:hAnsi="Times New Roman"/>
+        </w:rPr>
+        <w:t xml:space="preserve"> </w:t>
       </w:r>
       <w:r>
         <w:rPr>
@@ -233,6 +251,7 @@
         <w:t>[</w:t>
       </w:r>
       <w:hyperlink r:id="rId8" w:anchor=":~:text=La%20extracci%C3%B3n%20de%20litio%20en,precipitaci%C3%B3n%20de%20carbonato%20de%20litio." w:history="1">
+        <w:proofErr w:type="gramStart"/>
         <w:r>
           <w:rPr>
             <w:rStyle w:val="Hipervnculo"/>
@@ -240,6 +259,7 @@
           </w:rPr>
           <w:t>LINK</w:t>
         </w:r>
+        <w:proofErr w:type="gramEnd"/>
       </w:hyperlink>
       <w:r>
         <w:rPr>
@@ -329,9 +349,24 @@
         <w:rPr>
           <w:rFonts w:ascii="Times New Roman" w:hAnsi="Times New Roman"/>
         </w:rPr>
-        <w:t>Puna, litio y agua : estimaciones preliminares para reflexionar sobre el impacto en el recurso hídrico [</w:t>
+        <w:t xml:space="preserve">Puna, litio y </w:t>
+      </w:r>
+      <w:proofErr w:type="gramStart"/>
+      <w:r>
+        <w:rPr>
+          <w:rFonts w:ascii="Times New Roman" w:hAnsi="Times New Roman"/>
+        </w:rPr>
+        <w:t>agua :</w:t>
+      </w:r>
+      <w:proofErr w:type="gramEnd"/>
+      <w:r>
+        <w:rPr>
+          <w:rFonts w:ascii="Times New Roman" w:hAnsi="Times New Roman"/>
+        </w:rPr>
+        <w:t xml:space="preserve"> estimaciones preliminares para reflexionar sobre el impacto en el recurso hídrico [</w:t>
       </w:r>
       <w:hyperlink r:id="rId10" w:history="1">
+        <w:proofErr w:type="gramStart"/>
         <w:r>
           <w:rPr>
             <w:rStyle w:val="Hipervnculo"/>
@@ -339,6 +374,7 @@
           </w:rPr>
           <w:t>LINK</w:t>
         </w:r>
+        <w:proofErr w:type="gramEnd"/>
       </w:hyperlink>
       <w:r>
         <w:rPr>
@@ -365,7 +401,77 @@
         <w:rPr>
           <w:rFonts w:ascii="Times New Roman" w:hAnsi="Times New Roman"/>
         </w:rPr>
-        <w:t>Litio en Argentina : de insumo crítico a commodity minero : trayectoria socio-técnica de los yacimientos litíferos de la Puna</w:t>
+        <w:t xml:space="preserve">Litio en </w:t>
+      </w:r>
+      <w:proofErr w:type="gramStart"/>
+      <w:r>
+        <w:rPr>
+          <w:rFonts w:ascii="Times New Roman" w:hAnsi="Times New Roman"/>
+        </w:rPr>
+        <w:t>Argentina :</w:t>
+      </w:r>
+      <w:proofErr w:type="gramEnd"/>
+      <w:r>
+        <w:rPr>
+          <w:rFonts w:ascii="Times New Roman" w:hAnsi="Times New Roman"/>
+        </w:rPr>
+        <w:t xml:space="preserve"> de insumo crítico a </w:t>
+      </w:r>
+      <w:proofErr w:type="spellStart"/>
+      <w:r>
+        <w:rPr>
+          <w:rFonts w:ascii="Times New Roman" w:hAnsi="Times New Roman"/>
+        </w:rPr>
+        <w:t>commodity</w:t>
+      </w:r>
+      <w:proofErr w:type="spellEnd"/>
+      <w:r>
+        <w:rPr>
+          <w:rFonts w:ascii="Times New Roman" w:hAnsi="Times New Roman"/>
+        </w:rPr>
+        <w:t xml:space="preserve"> </w:t>
+      </w:r>
+      <w:proofErr w:type="gramStart"/>
+      <w:r>
+        <w:rPr>
+          <w:rFonts w:ascii="Times New Roman" w:hAnsi="Times New Roman"/>
+        </w:rPr>
+        <w:t>minero :</w:t>
+      </w:r>
+      <w:proofErr w:type="gramEnd"/>
+      <w:r>
+        <w:rPr>
+          <w:rFonts w:ascii="Times New Roman" w:hAnsi="Times New Roman"/>
+        </w:rPr>
+        <w:t xml:space="preserve"> trayectoria </w:t>
+      </w:r>
+      <w:proofErr w:type="gramStart"/>
+      <w:r>
+        <w:rPr>
+          <w:rFonts w:ascii="Times New Roman" w:hAnsi="Times New Roman"/>
+        </w:rPr>
+        <w:t>socio-técnica</w:t>
+      </w:r>
+      <w:proofErr w:type="gramEnd"/>
+      <w:r>
+        <w:rPr>
+          <w:rFonts w:ascii="Times New Roman" w:hAnsi="Times New Roman"/>
+        </w:rPr>
+        <w:t xml:space="preserve"> de los yacimientos </w:t>
+      </w:r>
+      <w:proofErr w:type="spellStart"/>
+      <w:r>
+        <w:rPr>
+          <w:rFonts w:ascii="Times New Roman" w:hAnsi="Times New Roman"/>
+        </w:rPr>
+        <w:t>litíferos</w:t>
+      </w:r>
+      <w:proofErr w:type="spellEnd"/>
+      <w:r>
+        <w:rPr>
+          <w:rFonts w:ascii="Times New Roman" w:hAnsi="Times New Roman"/>
+        </w:rPr>
+        <w:t xml:space="preserve"> de la Puna</w:t>
       </w:r>
       <w:r>
         <w:rPr>
@@ -374,6 +480,7 @@
         <w:t xml:space="preserve"> [</w:t>
       </w:r>
       <w:hyperlink r:id="rId11" w:history="1">
+        <w:proofErr w:type="gramStart"/>
         <w:r>
           <w:rPr>
             <w:rStyle w:val="Hipervnculo"/>
@@ -381,6 +488,7 @@
           </w:rPr>
           <w:t>LINK</w:t>
         </w:r>
+        <w:proofErr w:type="gramEnd"/>
       </w:hyperlink>
       <w:r>
         <w:rPr>
@@ -471,6 +579,7 @@
         <w:t xml:space="preserve"> [</w:t>
       </w:r>
       <w:hyperlink r:id="rId13" w:history="1">
+        <w:proofErr w:type="gramStart"/>
         <w:r>
           <w:rPr>
             <w:rStyle w:val="Hipervnculo"/>
@@ -478,6 +587,7 @@
           </w:rPr>
           <w:t>LINK</w:t>
         </w:r>
+        <w:proofErr w:type="gramEnd"/>
       </w:hyperlink>
       <w:r>
         <w:rPr>
@@ -576,7 +686,21 @@
         <w:rPr>
           <w:rFonts w:ascii="Times New Roman" w:hAnsi="Times New Roman"/>
         </w:rPr>
-        <w:t>Informes de cadenas de valor – Minería de litio – Mayo 2024</w:t>
+        <w:t xml:space="preserve">Informes de cadenas de valor – Minería de litio – </w:t>
+      </w:r>
+      <w:proofErr w:type="gramStart"/>
+      <w:r>
+        <w:rPr>
+          <w:rFonts w:ascii="Times New Roman" w:hAnsi="Times New Roman"/>
+        </w:rPr>
+        <w:t>Mayo</w:t>
+      </w:r>
+      <w:proofErr w:type="gramEnd"/>
+      <w:r>
+        <w:rPr>
+          <w:rFonts w:ascii="Times New Roman" w:hAnsi="Times New Roman"/>
+        </w:rPr>
+        <w:t xml:space="preserve"> 2024</w:t>
       </w:r>
       <w:r>
         <w:rPr>
@@ -585,6 +709,7 @@
         <w:t xml:space="preserve"> [</w:t>
       </w:r>
       <w:hyperlink r:id="rId16" w:history="1">
+        <w:proofErr w:type="gramStart"/>
         <w:r>
           <w:rPr>
             <w:rStyle w:val="Hipervnculo"/>
@@ -592,6 +717,7 @@
           </w:rPr>
           <w:t>LINK</w:t>
         </w:r>
+        <w:proofErr w:type="gramEnd"/>
       </w:hyperlink>
       <w:r>
         <w:rPr>
@@ -626,6 +752,7 @@
         <w:t xml:space="preserve"> [</w:t>
       </w:r>
       <w:hyperlink r:id="rId17" w:history="1">
+        <w:proofErr w:type="gramStart"/>
         <w:r>
           <w:rPr>
             <w:rStyle w:val="Hipervnculo"/>
@@ -633,6 +760,7 @@
           </w:rPr>
           <w:t>LINK</w:t>
         </w:r>
+        <w:proofErr w:type="gramEnd"/>
       </w:hyperlink>
       <w:r>
         <w:rPr>
@@ -662,9 +790,11 @@
     </w:p>
     <w:p/>
     <w:p>
+      <w:proofErr w:type="spellStart"/>
       <w:r>
         <w:t>Eramet</w:t>
       </w:r>
+      <w:proofErr w:type="spellEnd"/>
       <w:r>
         <w:t xml:space="preserve"> (DLE con absorb</w:t>
       </w:r>
@@ -690,436 +820,756 @@
             <w:rStyle w:val="Hipervnculo"/>
             <w:lang w:val="en-US"/>
           </w:rPr>
-          <w:t>https://www.eramet.com/es/</w:t>
-        </w:r>
+          <w:t>https://www.eramet.com/es/actividades/litio/</w:t>
+        </w:r>
+      </w:hyperlink>
+      <w:r>
+        <w:rPr>
+          <w:lang w:val="en-US"/>
+        </w:rPr>
+        <w:t>}</w:t>
+      </w:r>
+    </w:p>
+    <w:p>
+      <w:pPr>
+        <w:rPr>
+          <w:lang w:val="en-US"/>
+        </w:rPr>
+      </w:pPr>
+    </w:p>
+    <w:p>
+      <w:r>
+        <w:t xml:space="preserve">Lilac </w:t>
+      </w:r>
+      <w:proofErr w:type="spellStart"/>
+      <w:r>
+        <w:t>Solutions</w:t>
+      </w:r>
+      <w:proofErr w:type="spellEnd"/>
+      <w:r>
+        <w:t xml:space="preserve"> (DLE </w:t>
+      </w:r>
+      <w:proofErr w:type="spellStart"/>
+      <w:r>
+        <w:t>extraccion</w:t>
+      </w:r>
+      <w:proofErr w:type="spellEnd"/>
+      <w:r>
+        <w:t xml:space="preserve"> por solventes)</w:t>
+      </w:r>
+    </w:p>
+    <w:p>
+      <w:r>
+        <w:t>Bue</w:t>
+      </w:r>
+      <w:r>
+        <w:t>nos gráficos y datos de consumo de agua</w:t>
+      </w:r>
+    </w:p>
+    <w:p>
+      <w:pPr>
+        <w:rPr>
+          <w:lang w:val="en-US"/>
+        </w:rPr>
+      </w:pPr>
+      <w:r>
+        <w:rPr>
+          <w:lang w:val="en-US"/>
+        </w:rPr>
+        <w:t xml:space="preserve">URL: </w:t>
+      </w:r>
+      <w:hyperlink r:id="rId19" w:history="1">
         <w:r>
           <w:rPr>
             <w:rStyle w:val="Hipervnculo"/>
             <w:lang w:val="en-US"/>
           </w:rPr>
-          <w:t>a</w:t>
-        </w:r>
+          <w:t>https://lilacsolutions.com/</w:t>
+        </w:r>
+      </w:hyperlink>
+    </w:p>
+    <w:p>
+      <w:pPr>
+        <w:rPr>
+          <w:lang w:val="en-US"/>
+        </w:rPr>
+      </w:pPr>
+      <w:r>
+        <w:rPr>
+          <w:lang w:val="en-US"/>
+        </w:rPr>
+        <w:br w:type="page"/>
+      </w:r>
+    </w:p>
+    <w:p>
+      <w:pPr>
+        <w:rPr>
+          <w:lang w:val="en-US"/>
+        </w:rPr>
+      </w:pPr>
+    </w:p>
+    <w:p>
+      <w:pPr>
+        <w:rPr>
+          <w:lang w:val="en-US"/>
+        </w:rPr>
+      </w:pPr>
+      <w:hyperlink r:id="rId20" w:history="1">
         <w:r>
           <w:rPr>
             <w:rStyle w:val="Hipervnculo"/>
             <w:lang w:val="en-US"/>
           </w:rPr>
-          <w:t>ctividades/litio/</w:t>
-        </w:r>
-      </w:hyperlink>
-      <w:r>
-        <w:rPr>
-          <w:lang w:val="en-US"/>
-        </w:rPr>
-        <w:t>}</w:t>
-      </w:r>
-    </w:p>
-    <w:p>
-      <w:pPr>
-        <w:rPr>
-          <w:lang w:val="en-US"/>
-        </w:rPr>
-      </w:pPr>
-    </w:p>
-    <w:p>
-      <w:r>
-        <w:t>Lilac Solutions (DLE extraccion por solventes)</w:t>
-      </w:r>
-    </w:p>
-    <w:p>
-      <w:r>
-        <w:t>Bue</w:t>
-      </w:r>
-      <w:r>
-        <w:t>nos gráficos y datos de consumo de agua</w:t>
-      </w:r>
-    </w:p>
-    <w:p>
-      <w:pPr>
-        <w:rPr>
-          <w:lang w:val="en-US"/>
-        </w:rPr>
-      </w:pPr>
-      <w:r>
-        <w:rPr>
-          <w:lang w:val="en-US"/>
-        </w:rPr>
+          <w:t>https://www.researchgate.net/profile/Agustin-Barberon/publication/366284670_Litio_ciencia_y_tecnologia_en_Latinoamerica_hacia_un_regionalismo_estrategico_Revista_del_Observatorio_Digital_Latinoamericano_Ezequiel_Zamora_ISNN_2610-8194/links/639a6f51e42faa7e75c34443/Litio-ciencia-y-tecnologia-en-Latinoamerica-hacia-un-regionalismo-estrategico-Revista-del-Observatorio-Digital-Latinoamericano-Ezequiel-Zamora-ISNN-2610-8194.pdf</w:t>
+        </w:r>
+      </w:hyperlink>
+      <w:r>
+        <w:rPr>
+          <w:lang w:val="en-US"/>
+        </w:rPr>
+        <w:br/>
+      </w:r>
+      <w:r>
+        <w:rPr>
+          <w:lang w:val="en-US"/>
+        </w:rPr>
+        <w:br/>
+      </w:r>
+      <w:hyperlink r:id="rId21" w:history="1">
+        <w:r>
+          <w:rPr>
+            <w:rStyle w:val="Hipervnculo"/>
+            <w:lang w:val="en-US"/>
+          </w:rPr>
+          <w:t>https://core.ac.uk/download/pdf/79476868.pdf#page=168</w:t>
+        </w:r>
+      </w:hyperlink>
+      <w:r>
+        <w:rPr>
+          <w:lang w:val="en-US"/>
+        </w:rPr>
+        <w:br/>
+      </w:r>
+      <w:r>
+        <w:rPr>
+          <w:lang w:val="en-US"/>
+        </w:rPr>
+        <w:br/>
+      </w:r>
+      <w:hyperlink r:id="rId22" w:history="1">
+        <w:r>
+          <w:rPr>
+            <w:rStyle w:val="Hipervnculo"/>
+            <w:lang w:val="en-US"/>
+          </w:rPr>
+          <w:t>https://www.argentina.gob.ar/sites/default/files/informe_sectorial_litio_2024-2.pdf</w:t>
+        </w:r>
+      </w:hyperlink>
+      <w:r>
+        <w:rPr>
+          <w:u w:val="single"/>
+          <w:lang w:val="en-US"/>
+        </w:rPr>
+        <w:br/>
+      </w:r>
+      <w:r>
+        <w:rPr>
+          <w:u w:val="single"/>
+          <w:lang w:val="en-US"/>
+        </w:rPr>
+        <w:br/>
+      </w:r>
+      <w:hyperlink r:id="rId23" w:history="1">
+        <w:r>
+          <w:rPr>
+            <w:rStyle w:val="Hipervnculo"/>
+            <w:lang w:val="en-US"/>
+          </w:rPr>
+          <w:t>https://ridaa.unq.edu.ar/bitstream/handle/20.500.11807/3508/RCS_v10_n36_dossier_3_Vera%20Mignaqui.pdf?sequence=1&amp;isAllowed=y</w:t>
+        </w:r>
+      </w:hyperlink>
+    </w:p>
+    <w:p>
+      <w:pPr>
+        <w:rPr>
+          <w:lang w:val="en-US"/>
+        </w:rPr>
+      </w:pPr>
+    </w:p>
+    <w:p>
+      <w:pPr>
+        <w:rPr>
+          <w:lang w:val="en-US"/>
+        </w:rPr>
+      </w:pPr>
+    </w:p>
+    <w:p>
+      <w:pPr>
+        <w:rPr>
+          <w:lang w:val="en-US"/>
+        </w:rPr>
+      </w:pPr>
+      <w:hyperlink r:id="rId24" w:history="1">
+        <w:r>
+          <w:rPr>
+            <w:rStyle w:val="Hipervnculo"/>
+            <w:lang w:val="en-US"/>
+          </w:rPr>
+          <w:t>https://ve.scielo.org/scielo.php?script=sci_arttext&amp;pid=S2739-00632026000102089</w:t>
+        </w:r>
+      </w:hyperlink>
+    </w:p>
+    <w:p>
+      <w:pPr>
+        <w:rPr>
+          <w:lang w:val="en-US"/>
+        </w:rPr>
+      </w:pPr>
+    </w:p>
+    <w:p>
+      <w:pPr>
+        <w:rPr>
+          <w:lang w:val="en-US"/>
+        </w:rPr>
+      </w:pPr>
+      <w:hyperlink r:id="rId25" w:history="1">
+        <w:r>
+          <w:rPr>
+            <w:rStyle w:val="Hipervnculo"/>
+            <w:lang w:val="en-US"/>
+          </w:rPr>
+          <w:t>https://revistas.unlp.edu.ar/CTyP/issue/view/926/432</w:t>
+        </w:r>
+      </w:hyperlink>
+    </w:p>
+    <w:p>
+      <w:pPr>
+        <w:rPr>
+          <w:lang w:val="en-US"/>
+        </w:rPr>
+      </w:pPr>
+    </w:p>
+    <w:p>
+      <w:r>
+        <w:t>(hay que pedir acceso)</w:t>
+      </w:r>
+    </w:p>
+    <w:p>
+      <w:hyperlink r:id="rId26" w:history="1">
+        <w:r>
+          <w:rPr>
+            <w:rStyle w:val="Hipervnculo"/>
+          </w:rPr>
+          <w:t>https://ri.conicet.gov.ar/handle/11336/147758#:~:text=La%20extracci%C3%B3n%20de%20litio%20en,precipitaci%C3%B3n%20de%20carbonato%20de%20litio.</w:t>
+        </w:r>
+      </w:hyperlink>
+    </w:p>
+    <w:p/>
+    <w:p>
+      <w:hyperlink r:id="rId27" w:history="1">
+        <w:r>
+          <w:rPr>
+            <w:rStyle w:val="Hipervnculo"/>
+          </w:rPr>
+          <w:t>https://www.argentina.gob.ar/sites/default/files/informe_litio_-_octubre_2021.pdf</w:t>
+        </w:r>
+      </w:hyperlink>
+    </w:p>
+    <w:p/>
+    <w:p>
+      <w:hyperlink r:id="rId28" w:anchor="comparison-1" w:history="1">
+        <w:r>
+          <w:rPr>
+            <w:rStyle w:val="Hipervnculo"/>
+          </w:rPr>
+          <w:t>https://lithiumharvest.com/knowledge/lithium-extraction/lithium-extraction-methods/#comparison-1</w:t>
+        </w:r>
+      </w:hyperlink>
+    </w:p>
+    <w:p>
+      <w:r>
+        <w:br w:type="page"/>
+      </w:r>
+    </w:p>
+    <w:p/>
+    <w:p>
+      <w:r>
+        <w:t>LINKS INFORME TECNICO</w:t>
+      </w:r>
+    </w:p>
+    <w:p>
+      <w:r>
+        <w:t>CREEBBA, 2023</w:t>
+      </w:r>
+    </w:p>
+    <w:p>
+      <w:hyperlink r:id="rId29" w:history="1">
+        <w:r>
+          <w:rPr>
+            <w:rStyle w:val="Hipervnculo"/>
+          </w:rPr>
+          <w:t>https://www.creebba.org.ar/iae/iae179/3_litio_IAE_179.pdf</w:t>
+        </w:r>
+      </w:hyperlink>
+    </w:p>
+    <w:p>
+      <w:r>
+        <w:t>Argentina conforma, junto con Chile y Bolivia, el denominado “triángulo del litio”</w:t>
+      </w:r>
+    </w:p>
+    <w:p/>
+    <w:p>
+      <w:pPr>
+        <w:rPr>
+          <w:lang w:val="en-US"/>
+        </w:rPr>
+      </w:pPr>
+      <w:r>
+        <w:rPr>
+          <w:lang w:val="en-US"/>
+        </w:rPr>
+        <w:t>UNLP,</w:t>
+      </w:r>
+      <w:r>
+        <w:rPr>
+          <w:lang w:val="en-US"/>
+        </w:rPr>
+        <w:t xml:space="preserve"> 2019</w:t>
+      </w:r>
+    </w:p>
+    <w:p>
+      <w:pPr>
+        <w:rPr>
+          <w:lang w:val="en-US"/>
+        </w:rPr>
+      </w:pPr>
+      <w:hyperlink r:id="rId30" w:history="1">
+        <w:r>
+          <w:rPr>
+            <w:rStyle w:val="Hipervnculo"/>
+            <w:lang w:val="en-US"/>
+          </w:rPr>
+          <w:t>https://unlp.edu.ar/investiga/especiales/litio-17104-22104/</w:t>
+        </w:r>
+      </w:hyperlink>
+    </w:p>
+    <w:p>
+      <w:r>
+        <w:t>Tan solo en las provincias de Catamarca, Salta y Jujuy se estima que se encuentra entre el 10 y 12 por ciento de las reservas del mundo</w:t>
+      </w:r>
+    </w:p>
+    <w:p/>
+    <w:p>
+      <w:r>
+        <w:t xml:space="preserve">Secretaría de </w:t>
+      </w:r>
+      <w:proofErr w:type="spellStart"/>
+      <w:r>
+        <w:t>Mineria</w:t>
+      </w:r>
+      <w:proofErr w:type="spellEnd"/>
+      <w:r>
+        <w:t>, 2025</w:t>
+      </w:r>
+    </w:p>
+    <w:p>
+      <w:hyperlink r:id="rId31" w:history="1">
+        <w:r>
+          <w:rPr>
+            <w:rStyle w:val="Hipervnculo"/>
+          </w:rPr>
+          <w:t>https://www.argentina.gob.ar/sites/default/files/informe_litio_junio_2025.pdf</w:t>
+        </w:r>
+      </w:hyperlink>
+    </w:p>
+    <w:p>
+      <w:proofErr w:type="spellStart"/>
+      <w:r>
+        <w:t>grafico</w:t>
+      </w:r>
+      <w:proofErr w:type="spellEnd"/>
+      <w:r>
+        <w:t xml:space="preserve"> de demanda de l</w:t>
+      </w:r>
+      <w:r>
+        <w:t>itio 2035</w:t>
+      </w:r>
+    </w:p>
+    <w:p/>
+    <w:p>
+      <w:proofErr w:type="spellStart"/>
+      <w:r>
+        <w:t>Eramet</w:t>
+      </w:r>
+      <w:proofErr w:type="spellEnd"/>
+      <w:r>
+        <w:t xml:space="preserve"> (DLE con absorb</w:t>
+      </w:r>
+      <w:r>
+        <w:t>entes)</w:t>
+      </w:r>
+    </w:p>
+    <w:p>
+      <w:r>
         <w:t xml:space="preserve">URL: </w:t>
       </w:r>
-      <w:hyperlink r:id="rId19" w:history="1">
-        <w:r>
-          <w:rPr>
-            <w:rStyle w:val="Hipervnculo"/>
-            <w:lang w:val="en-US"/>
-          </w:rPr>
-          <w:t>https://lilacs</w:t>
-        </w:r>
-        <w:r>
-          <w:rPr>
-            <w:rStyle w:val="Hipervnculo"/>
-            <w:lang w:val="en-US"/>
+      <w:hyperlink r:id="rId32" w:history="1">
+        <w:r>
+          <w:rPr>
+            <w:rStyle w:val="Hipervnculo"/>
+          </w:rPr>
+          <w:t>https://www.eramet.com/es/actividades/litio/</w:t>
+        </w:r>
+      </w:hyperlink>
+    </w:p>
+    <w:p/>
+    <w:p/>
+    <w:p>
+      <w:r>
+        <w:br w:type="page"/>
+      </w:r>
+    </w:p>
+    <w:p>
+      <w:pPr>
+        <w:rPr>
+          <w:b/>
+          <w:bCs/>
+        </w:rPr>
+      </w:pPr>
+      <w:r>
+        <w:rPr>
+          <w:b/>
+          <w:bCs/>
+        </w:rPr>
+        <w:lastRenderedPageBreak/>
+        <w:t>Bibliografía (formato APA)</w:t>
+      </w:r>
+    </w:p>
+    <w:p>
+      <w:r>
+        <w:t xml:space="preserve">CREEBBA. (2023). </w:t>
+      </w:r>
+      <w:r>
+        <w:rPr>
+          <w:i/>
+          <w:iCs/>
+        </w:rPr>
+        <w:t>El litio: recurso estratégico y su impacto en Argentina</w:t>
+      </w:r>
+      <w:r>
+        <w:t xml:space="preserve">. Centro Regional de Estudios Económicos de Bahía Blanca. </w:t>
+      </w:r>
+      <w:hyperlink r:id="rId33" w:tgtFrame="_new" w:history="1">
+        <w:r>
+          <w:rPr>
+            <w:rStyle w:val="Hipervnculo"/>
+          </w:rPr>
+          <w:t>https://www.creebba.org.ar/iae/iae</w:t>
+        </w:r>
+        <w:r>
+          <w:rPr>
+            <w:rStyle w:val="Hipervnculo"/>
+          </w:rPr>
+          <w:t>1</w:t>
+        </w:r>
+        <w:r>
+          <w:rPr>
+            <w:rStyle w:val="Hipervnculo"/>
+          </w:rPr>
+          <w:t>79/3_liti</w:t>
+        </w:r>
+        <w:r>
+          <w:rPr>
+            <w:rStyle w:val="Hipervnculo"/>
           </w:rPr>
           <w:t>o</w:t>
         </w:r>
         <w:r>
           <w:rPr>
             <w:rStyle w:val="Hipervnculo"/>
-            <w:lang w:val="en-US"/>
-          </w:rPr>
-          <w:t>lutions.com/</w:t>
-        </w:r>
-      </w:hyperlink>
-    </w:p>
-    <w:p>
-      <w:pPr>
-        <w:rPr>
-          <w:lang w:val="en-US"/>
-        </w:rPr>
-      </w:pPr>
-      <w:r>
-        <w:rPr>
-          <w:lang w:val="en-US"/>
-        </w:rPr>
-        <w:br w:type="page"/>
-      </w:r>
-    </w:p>
-    <w:p>
-      <w:pPr>
-        <w:rPr>
-          <w:lang w:val="en-US"/>
-        </w:rPr>
-      </w:pPr>
-    </w:p>
-    <w:p>
-      <w:pPr>
-        <w:rPr>
-          <w:lang w:val="en-US"/>
-        </w:rPr>
-      </w:pPr>
-      <w:hyperlink r:id="rId20" w:history="1">
-        <w:r>
-          <w:rPr>
-            <w:rStyle w:val="Hipervnculo"/>
-            <w:lang w:val="en-US"/>
-          </w:rPr>
-          <w:t>https://www.researchgate.net/profile/Agustin-Barberon/publication/366284670_Litio_ciencia_y_tecnologia_en_Latinoamerica_hacia_un_regionalismo_estrategico_Revista_del_Observatorio_Digital_Latinoamericano_Ezequiel_Zamora_ISNN_2610-8194/links/639a6f51e42faa7e75c34443/Litio-ciencia-y-tecnologia-en-Latinoamerica-hacia-un-regionalismo-estrategico-Revista-del-Observatorio-Digital-Latinoamericano-Ezequiel-Zamora-ISNN-2610-8194.pdf</w:t>
-        </w:r>
-      </w:hyperlink>
-      <w:r>
-        <w:rPr>
-          <w:lang w:val="en-US"/>
-        </w:rPr>
-        <w:br/>
-      </w:r>
-      <w:r>
-        <w:rPr>
-          <w:lang w:val="en-US"/>
-        </w:rPr>
-        <w:br/>
-      </w:r>
-      <w:hyperlink r:id="rId21" w:history="1">
-        <w:r>
-          <w:rPr>
-            <w:rStyle w:val="Hipervnculo"/>
-            <w:lang w:val="en-US"/>
-          </w:rPr>
-          <w:t>https://core.ac.uk/download/pdf/79476868.pdf#page=168</w:t>
-        </w:r>
-      </w:hyperlink>
-      <w:r>
-        <w:rPr>
-          <w:lang w:val="en-US"/>
-        </w:rPr>
-        <w:br/>
-      </w:r>
-      <w:r>
-        <w:rPr>
-          <w:lang w:val="en-US"/>
-        </w:rPr>
-        <w:br/>
-      </w:r>
-      <w:hyperlink r:id="rId22" w:history="1">
-        <w:r>
-          <w:rPr>
-            <w:rStyle w:val="Hipervnculo"/>
-            <w:lang w:val="en-US"/>
-          </w:rPr>
-          <w:t>https://www.argentina.gob.ar/sites/default/files/informe_sectorial_litio_2024-2.pdf</w:t>
-        </w:r>
-      </w:hyperlink>
-      <w:r>
-        <w:rPr>
-          <w:u w:val="single"/>
-          <w:lang w:val="en-US"/>
-        </w:rPr>
-        <w:br/>
-      </w:r>
-      <w:r>
-        <w:rPr>
-          <w:u w:val="single"/>
-          <w:lang w:val="en-US"/>
-        </w:rPr>
-        <w:br/>
-      </w:r>
-      <w:hyperlink r:id="rId23" w:history="1">
-        <w:r>
-          <w:rPr>
-            <w:rStyle w:val="Hipervnculo"/>
-            <w:lang w:val="en-US"/>
+          </w:rPr>
+          <w:t>_IAE_179.pdf</w:t>
+        </w:r>
+      </w:hyperlink>
+    </w:p>
+    <w:p>
+      <w:r>
+        <w:t xml:space="preserve">Universidad Nacional de La Plata (UNLP). (2019). </w:t>
+      </w:r>
+      <w:r>
+        <w:rPr>
+          <w:i/>
+          <w:iCs/>
+        </w:rPr>
+        <w:t>El litio: un recurso estratégico para la transición energética</w:t>
+      </w:r>
+      <w:r>
+        <w:t xml:space="preserve">. </w:t>
+      </w:r>
+      <w:hyperlink r:id="rId34" w:tgtFrame="_new" w:history="1">
+        <w:r>
+          <w:rPr>
+            <w:rStyle w:val="Hipervnculo"/>
+          </w:rPr>
+          <w:t>https://unlp.edu.ar/investiga/especiales/litio-17104-22104/</w:t>
+        </w:r>
+      </w:hyperlink>
+    </w:p>
+    <w:p>
+      <w:r>
+        <w:t xml:space="preserve">Secretaría de Minería. (2025). </w:t>
+      </w:r>
+      <w:r>
+        <w:rPr>
+          <w:i/>
+          <w:iCs/>
+        </w:rPr>
+        <w:t>Informe sobre el litio en Argentina</w:t>
+      </w:r>
+      <w:r>
+        <w:t xml:space="preserve">. Ministerio de Economía de la Nación. </w:t>
+      </w:r>
+      <w:hyperlink r:id="rId35" w:tgtFrame="_new" w:history="1">
+        <w:r>
+          <w:rPr>
+            <w:rStyle w:val="Hipervnculo"/>
+          </w:rPr>
+          <w:t>https://www.argentina.gob.ar/sites/default/files/informe_litio_junio_2025.pdf</w:t>
+        </w:r>
+      </w:hyperlink>
+    </w:p>
+    <w:p>
+      <w:proofErr w:type="spellStart"/>
+      <w:r>
+        <w:t>Eramet</w:t>
+      </w:r>
+      <w:proofErr w:type="spellEnd"/>
+      <w:r>
+        <w:t xml:space="preserve">. (2025). </w:t>
+      </w:r>
+      <w:r>
+        <w:rPr>
+          <w:i/>
+          <w:iCs/>
+        </w:rPr>
+        <w:t>Proyecto de extracción directa de litio con resinas absorbentes</w:t>
+      </w:r>
+      <w:r>
+        <w:t xml:space="preserve">. </w:t>
+      </w:r>
+      <w:hyperlink r:id="rId36" w:tgtFrame="_new" w:history="1">
+        <w:r>
+          <w:rPr>
+            <w:rStyle w:val="Hipervnculo"/>
+          </w:rPr>
+          <w:t>https://www.eramet.com/es/actividades/litio/</w:t>
+        </w:r>
+      </w:hyperlink>
+      <w:bookmarkStart w:id="1" w:name="_Hlk209031642"/>
+    </w:p>
+    <w:p>
+      <w:r>
+        <w:t xml:space="preserve">Vera </w:t>
+      </w:r>
+      <w:proofErr w:type="spellStart"/>
+      <w:r>
+        <w:t>Mignaqui</w:t>
+      </w:r>
+      <w:proofErr w:type="spellEnd"/>
+      <w:r>
+        <w:t>, M. (20</w:t>
+      </w:r>
+      <w:r>
+        <w:t>19</w:t>
+      </w:r>
+      <w:r>
+        <w:t xml:space="preserve">). </w:t>
+      </w:r>
+      <w:r>
+        <w:rPr>
+          <w:i/>
+          <w:iCs/>
+        </w:rPr>
+        <w:t xml:space="preserve">Puna, litio y </w:t>
+      </w:r>
+      <w:r>
+        <w:rPr>
+          <w:i/>
+          <w:iCs/>
+        </w:rPr>
+        <w:t>agua:</w:t>
+      </w:r>
+      <w:r>
+        <w:rPr>
+          <w:i/>
+          <w:iCs/>
+        </w:rPr>
+        <w:t xml:space="preserve"> estimaciones preliminares para reflexionar sobre el impacto en el recurso hídrico</w:t>
+      </w:r>
+      <w:r>
+        <w:t xml:space="preserve">. RIDAA-UNQ. </w:t>
+      </w:r>
+      <w:hyperlink r:id="rId37" w:history="1">
+        <w:r>
+          <w:rPr>
+            <w:rStyle w:val="Hipervnculo"/>
           </w:rPr>
           <w:t>https://ridaa.unq.edu.ar/bitstream/handle/20.500.11807/3508/RCS_v10_n36_dossier_3_Vera%20Mignaqui.pdf?sequence=1&amp;isAllowed=y</w:t>
         </w:r>
       </w:hyperlink>
     </w:p>
-    <w:p>
-      <w:pPr>
-        <w:rPr>
-          <w:lang w:val="en-US"/>
-        </w:rPr>
-      </w:pPr>
-    </w:p>
-    <w:p>
-      <w:pPr>
-        <w:rPr>
-          <w:lang w:val="en-US"/>
-        </w:rPr>
-      </w:pPr>
-    </w:p>
-    <w:p>
-      <w:pPr>
-        <w:rPr>
-          <w:lang w:val="en-US"/>
-        </w:rPr>
-      </w:pPr>
-      <w:hyperlink r:id="rId24" w:history="1">
-        <w:r>
-          <w:rPr>
-            <w:rStyle w:val="Hipervnculo"/>
-            <w:lang w:val="en-US"/>
-          </w:rPr>
-          <w:t>https://ve.scielo.org/scielo.php?script=sci_arttext&amp;pid=S2739-00632026000102089</w:t>
-        </w:r>
-      </w:hyperlink>
-    </w:p>
-    <w:p>
-      <w:pPr>
-        <w:rPr>
-          <w:lang w:val="en-US"/>
-        </w:rPr>
-      </w:pPr>
-    </w:p>
-    <w:p>
-      <w:pPr>
-        <w:rPr>
-          <w:lang w:val="en-US"/>
-        </w:rPr>
-      </w:pPr>
-      <w:hyperlink r:id="rId25" w:history="1">
-        <w:r>
-          <w:rPr>
-            <w:rStyle w:val="Hipervnculo"/>
-            <w:lang w:val="en-US"/>
-          </w:rPr>
-          <w:t>https://revistas.unlp.edu.ar/CTyP/issue/view/926/432</w:t>
-        </w:r>
-      </w:hyperlink>
-    </w:p>
-    <w:p>
-      <w:pPr>
-        <w:rPr>
-          <w:lang w:val="en-US"/>
-        </w:rPr>
-      </w:pPr>
-    </w:p>
-    <w:p>
-      <w:r>
-        <w:t>(hay que pedir acceso)</w:t>
-      </w:r>
-    </w:p>
-    <w:p>
-      <w:hyperlink r:id="rId26" w:history="1">
-        <w:r>
-          <w:rPr>
-            <w:rStyle w:val="Hipervnculo"/>
-          </w:rPr>
-          <w:t>https://ri.conicet.gov.ar/handle/11336/147758#:~:text=La%20extracci%C3%B3n%20de%20litio%20en,precipitaci%C3%B3n%20de%20carbonato%20de%20litio.</w:t>
-        </w:r>
-      </w:hyperlink>
-    </w:p>
-    <w:p/>
-    <w:p>
-      <w:hyperlink r:id="rId27" w:history="1">
-        <w:r>
-          <w:rPr>
-            <w:rStyle w:val="Hipervnculo"/>
-          </w:rPr>
-          <w:t>https://www.argentina.gob.ar/sites/default/files/informe_litio_-_oct</w:t>
-        </w:r>
-        <w:r>
-          <w:rPr>
-            <w:rStyle w:val="Hipervnculo"/>
-          </w:rPr>
-          <w:t>u</w:t>
-        </w:r>
-        <w:r>
-          <w:rPr>
-            <w:rStyle w:val="Hipervnculo"/>
-          </w:rPr>
-          <w:t>bre_2021.pdf</w:t>
-        </w:r>
-      </w:hyperlink>
-    </w:p>
-    <w:p>
-      <w:r>
-        <w:br w:type="page"/>
-      </w:r>
-    </w:p>
-    <w:p/>
-    <w:p>
-      <w:r>
-        <w:t>LINKS INFORME TECNICO</w:t>
-      </w:r>
-    </w:p>
-    <w:p>
-      <w:r>
-        <w:t>CREEBBA</w:t>
-      </w:r>
-      <w:r>
-        <w:t>, 2023</w:t>
-      </w:r>
-    </w:p>
-    <w:p>
-      <w:hyperlink r:id="rId28" w:history="1">
-        <w:r>
-          <w:rPr>
-            <w:rStyle w:val="Hipervnculo"/>
-          </w:rPr>
-          <w:t>https://www.creebba.org.ar/iae/iae179/3_litio_IA</w:t>
-        </w:r>
-        <w:r>
-          <w:rPr>
-            <w:rStyle w:val="Hipervnculo"/>
-          </w:rPr>
-          <w:t>E</w:t>
-        </w:r>
-        <w:r>
-          <w:rPr>
-            <w:rStyle w:val="Hipervnculo"/>
-          </w:rPr>
-          <w:t>_179.pdf</w:t>
-        </w:r>
-      </w:hyperlink>
-    </w:p>
-    <w:p>
-      <w:r>
-        <w:t>Argentina conforma, junto con Chile y Bolivia, el denominado “triángulo del litio”</w:t>
-      </w:r>
-    </w:p>
-    <w:p/>
-    <w:p>
-      <w:pPr>
-        <w:rPr>
-          <w:lang w:val="en-US"/>
-        </w:rPr>
-      </w:pPr>
-      <w:r>
-        <w:rPr>
-          <w:lang w:val="en-US"/>
-        </w:rPr>
-        <w:t>UNLP,</w:t>
-      </w:r>
-      <w:r>
-        <w:rPr>
-          <w:lang w:val="en-US"/>
-        </w:rPr>
-        <w:t xml:space="preserve"> 2019</w:t>
-      </w:r>
-    </w:p>
-    <w:p>
-      <w:pPr>
-        <w:rPr>
-          <w:lang w:val="en-US"/>
-        </w:rPr>
-      </w:pPr>
-      <w:hyperlink r:id="rId29" w:history="1">
-        <w:r>
-          <w:rPr>
-            <w:rStyle w:val="Hipervnculo"/>
-            <w:lang w:val="en-US"/>
-          </w:rPr>
-          <w:t>https://unlp.edu.ar/in</w:t>
-        </w:r>
-        <w:r>
-          <w:rPr>
-            <w:rStyle w:val="Hipervnculo"/>
-            <w:lang w:val="en-US"/>
-          </w:rPr>
-          <w:t>v</w:t>
-        </w:r>
-        <w:r>
-          <w:rPr>
-            <w:rStyle w:val="Hipervnculo"/>
-            <w:lang w:val="en-US"/>
-          </w:rPr>
-          <w:t>estiga/especiales/litio-17104-22104/</w:t>
-        </w:r>
-      </w:hyperlink>
-    </w:p>
-    <w:p>
-      <w:r>
-        <w:t>Tan solo en las provincias de Catamarca, Salta y Jujuy se estima que se encuentra entre el 10 y 12 por ciento de las reservas del mundo</w:t>
-      </w:r>
-    </w:p>
-    <w:p>
-      <w:pPr>
-        <w:rPr>
-          <w:lang w:val="en-US"/>
-        </w:rPr>
-      </w:pPr>
-    </w:p>
-    <w:p>
-      <w:pPr>
-        <w:rPr>
-          <w:lang w:val="en-US"/>
-        </w:rPr>
-      </w:pPr>
-      <w:r>
-        <w:rPr>
-          <w:lang w:val="en-US"/>
-        </w:rPr>
-        <w:t>Secretaría de Mineria, 2025</w:t>
-      </w:r>
-    </w:p>
-    <w:p>
-      <w:pPr>
-        <w:rPr>
-          <w:lang w:val="en-US"/>
-        </w:rPr>
-      </w:pPr>
-      <w:hyperlink r:id="rId30" w:history="1">
-        <w:r>
-          <w:rPr>
-            <w:rStyle w:val="Hipervnculo"/>
-            <w:lang w:val="en-US"/>
-          </w:rPr>
-          <w:t>https://www.argentina.gob.ar/sites/default/files/informe_litio_junio_2025.pdf</w:t>
-        </w:r>
-      </w:hyperlink>
-    </w:p>
-    <w:p>
-      <w:r>
-        <w:t>grafico de demanda de l</w:t>
-      </w:r>
-      <w:r>
-        <w:t>itio</w:t>
-      </w:r>
-      <w:r>
-        <w:t xml:space="preserve"> 2035</w:t>
-      </w:r>
-    </w:p>
+    <w:bookmarkEnd w:id="1"/>
     <w:p/>
     <w:p/>
     <w:p/>
+    <w:p/>
+    <w:p>
+      <w:proofErr w:type="spellStart"/>
+      <w:r>
+        <w:t>Barberón</w:t>
+      </w:r>
+      <w:proofErr w:type="spellEnd"/>
+      <w:r>
+        <w:t xml:space="preserve">, A. (2022). </w:t>
+      </w:r>
+      <w:r>
+        <w:rPr>
+          <w:i/>
+          <w:iCs/>
+        </w:rPr>
+        <w:t>Litio: ciencia y tecnología en Latinoamérica hacia un regionalismo estratégico</w:t>
+      </w:r>
+      <w:r>
+        <w:t xml:space="preserve">. Revista del Observatorio Digital Latinoamericano Ezequiel Zamora, (ISNN 2610-8194). </w:t>
+      </w:r>
+      <w:hyperlink r:id="rId38" w:tgtFrame="_new" w:history="1">
+        <w:r>
+          <w:rPr>
+            <w:rStyle w:val="Hipervnculo"/>
+          </w:rPr>
+          <w:t>https://www.researchgate.net/</w:t>
+        </w:r>
+      </w:hyperlink>
+      <w:r>
+        <w:t>...</w:t>
+      </w:r>
+    </w:p>
+    <w:p>
+      <w:proofErr w:type="spellStart"/>
+      <w:r>
+        <w:t>Bruckmann</w:t>
+      </w:r>
+      <w:proofErr w:type="spellEnd"/>
+      <w:r>
+        <w:t xml:space="preserve">, M. (2012). </w:t>
+      </w:r>
+      <w:r>
+        <w:rPr>
+          <w:i/>
+          <w:iCs/>
+        </w:rPr>
+        <w:t>Recursos naturales y la geopolítica de la integración sudamericana</w:t>
+      </w:r>
+      <w:r>
+        <w:t xml:space="preserve">. En </w:t>
+      </w:r>
+      <w:r>
+        <w:rPr>
+          <w:i/>
+          <w:iCs/>
+        </w:rPr>
+        <w:t>Revista de la Integración y el Desarrollo en América Latina</w:t>
+      </w:r>
+      <w:r>
+        <w:t xml:space="preserve"> (pp. 167–190). CORE. </w:t>
+      </w:r>
+      <w:hyperlink r:id="rId39" w:anchor="page=168" w:tgtFrame="_new" w:history="1">
+        <w:r>
+          <w:rPr>
+            <w:rStyle w:val="Hipervnculo"/>
+          </w:rPr>
+          <w:t>https://core.ac.uk/download/pdf/79476868.pdf#page=168</w:t>
+        </w:r>
+      </w:hyperlink>
+    </w:p>
+    <w:p>
+      <w:r>
+        <w:t xml:space="preserve">Secretaría de Minería. (2024). </w:t>
+      </w:r>
+      <w:r>
+        <w:rPr>
+          <w:i/>
+          <w:iCs/>
+        </w:rPr>
+        <w:t>Informe sectorial sobre el litio</w:t>
+      </w:r>
+      <w:r>
+        <w:t xml:space="preserve">. Ministerio de Economía de la Nación. </w:t>
+      </w:r>
+      <w:hyperlink r:id="rId40" w:tgtFrame="_new" w:history="1">
+        <w:r>
+          <w:rPr>
+            <w:rStyle w:val="Hipervnculo"/>
+          </w:rPr>
+          <w:t>https://www.argentina.gob.ar/sites/default/files/informe_sectorial_litio_2024-2.pdf</w:t>
+        </w:r>
+      </w:hyperlink>
+    </w:p>
+    <w:p>
+      <w:r>
+        <w:t xml:space="preserve">Pérez, A., &amp; Gómez, R. (2026). </w:t>
+      </w:r>
+      <w:r>
+        <w:rPr>
+          <w:i/>
+          <w:iCs/>
+        </w:rPr>
+        <w:t>Transición energética y disputas por el litio en América Latina</w:t>
+      </w:r>
+      <w:r>
+        <w:t xml:space="preserve">. Revista Venezolana de Estudios del Desarrollo, 2(1), 2089. SciELO. </w:t>
+      </w:r>
+      <w:hyperlink r:id="rId41" w:tgtFrame="_new" w:history="1">
+        <w:r>
+          <w:rPr>
+            <w:rStyle w:val="Hipervnculo"/>
+          </w:rPr>
+          <w:t>https://ve.scielo.org/scielo.php?script=sci_arttext&amp;pid=S2739-00632026000102089</w:t>
+        </w:r>
+      </w:hyperlink>
+    </w:p>
+    <w:p>
+      <w:r>
+        <w:lastRenderedPageBreak/>
+        <w:t>Revista Ciencia, Tecnología y Política (</w:t>
+      </w:r>
+      <w:proofErr w:type="spellStart"/>
+      <w:r>
+        <w:t>CTyP</w:t>
+      </w:r>
+      <w:proofErr w:type="spellEnd"/>
+      <w:r>
+        <w:t xml:space="preserve">). (2023). </w:t>
+      </w:r>
+      <w:r>
+        <w:rPr>
+          <w:i/>
+          <w:iCs/>
+        </w:rPr>
+        <w:t>Dossier especial: minería de litio en Argentina</w:t>
+      </w:r>
+      <w:r>
+        <w:t xml:space="preserve">. Universidad Nacional de La Plata. </w:t>
+      </w:r>
+      <w:hyperlink r:id="rId42" w:tgtFrame="_new" w:history="1">
+        <w:r>
+          <w:rPr>
+            <w:rStyle w:val="Hipervnculo"/>
+          </w:rPr>
+          <w:t>https://revistas.unlp.edu.ar/CTyP/issue/view/926/432</w:t>
+        </w:r>
+      </w:hyperlink>
+    </w:p>
     <w:p/>
     <w:sectPr>
       <w:pgSz w:w="11906" w:h="16838"/>
@@ -2179,7 +2629,6 @@
   <w:style w:type="character" w:default="1" w:styleId="Fuentedeprrafopredeter">
     <w:name w:val="Default Paragraph Font"/>
     <w:uiPriority w:val="1"/>
-    <w:semiHidden/>
     <w:unhideWhenUsed/>
   </w:style>
   <w:style w:type="table" w:default="1" w:styleId="Tablanormal">
